--- a/people-lead/word/andressa/02-prioridades.docx
+++ b/people-lead/word/andressa/02-prioridades.docx
@@ -12,7 +12,7 @@
           <w:color w:val="1F3A5F"/>
           <w:sz w:val="40"/>
         </w:rPr>
-        <w:t>Andressa — prioridades</w:t>
+        <w:t>Andressa Silva — prioridades</w:t>
       </w:r>
     </w:p>
     <w:p>
@@ -22,7 +22,7 @@
           <w:color w:val="555555"/>
           <w:sz w:val="22"/>
         </w:rPr>
-        <w:t>Andressa · People Lead · documento editável</w:t>
+        <w:t>Andressa Silva · People Lead · documento editável</w:t>
       </w:r>
     </w:p>
     <w:p/>
@@ -246,7 +246,7 @@
               <w:rPr>
                 <w:sz w:val="20"/>
               </w:rPr>
-              <w:t>Baixo no dia a dia (Bradesco legado, TFS, SOAP, suporte)</w:t>
+              <w:t>Baixo no dia a dia (MAPFRE legado, TFS, SOAP, suporte)</w:t>
             </w:r>
           </w:p>
         </w:tc>
@@ -640,7 +640,7 @@
         <w:t>quer ser</w:t>
       </w:r>
       <w:r>
-        <w:t xml:space="preserve"> (IA + comunidade). Não descrevem a profissional que o Bradesco </w:t>
+        <w:t xml:space="preserve"> (IA + comunidade). Não descrevem a profissional que a MAPFRE </w:t>
       </w:r>
       <w:r>
         <w:rPr>
@@ -1075,7 +1075,7 @@
                 <w:b/>
                 <w:sz w:val="20"/>
               </w:rPr>
-              <w:t>Atuação no Bradesco — sustentação com qualidade</w:t>
+              <w:t>Atuação na MAPFRE — sustentação com qualidade</w:t>
             </w:r>
           </w:p>
         </w:tc>
@@ -1296,7 +1296,7 @@
           <w:b/>
           <w:color w:val="444444"/>
         </w:rPr>
-        <w:t>entregou no Bradesco</w:t>
+        <w:t>entregou na MAPFRE</w:t>
       </w:r>
       <w:r>
         <w:rPr>
